--- a/Java 8 Documentation - 24-01-2026 - Day 9.docx
+++ b/Java 8 Documentation - 24-01-2026 - Day 9.docx
@@ -65044,6 +65044,7 @@
   <w:num w:numId="170" w16cid:durableId="1104308535">
     <w:abstractNumId w:val="143"/>
   </w:num>
+  <w:numIdMacAtCleanup w:val="170"/>
 </w:numbering>
 </file>
 
